--- a/policies/build/masters/FMS.5_v2_master.docx
+++ b/policies/build/masters/FMS.5_v2_master.docx
@@ -11,40 +11,25 @@
         <w:rPr>
           <w:b/>
           <w:bCs/>
+          <w:sz w:val="28"/>
+          <w:szCs w:val="28"/>
+        </w:rPr>
+        <w:t>Policy on Fire and Non-Fire Emergencies</w:t>
+      </w:r>
+    </w:p>
+    <w:p>
+      <w:pPr>
+        <w:spacing w:after="60"/>
+        <w:jc w:val="center"/>
+      </w:pPr>
+      <w:r>
+        <w:rPr>
+          <w:b/>
+          <w:bCs/>
           <w:sz w:val="32"/>
           <w:szCs w:val="32"/>
         </w:rPr>
         <w:t xml:space="preserve">«Hospital Name»</w:t>
-      </w:r>
-    </w:p>
-    <w:p>
-      <w:pPr>
-        <w:spacing w:after="60"/>
-        <w:jc w:val="center"/>
-      </w:pPr>
-      <w:r>
-        <w:rPr>
-          <w:b/>
-          <w:bCs/>
-          <w:sz w:val="28"/>
-          <w:szCs w:val="28"/>
-        </w:rPr>
-        <w:t xml:space="preserve">Fire and Non-Fire Emergencies</w:t>
-      </w:r>
-    </w:p>
-    <w:p>
-      <w:pPr>
-        <w:spacing w:after="240"/>
-        <w:jc w:val="center"/>
-      </w:pPr>
-      <w:r>
-        <w:rPr>
-          <w:i/>
-          <w:iCs/>
-          <w:sz w:val="20"/>
-          <w:szCs w:val="20"/>
-        </w:rPr>
-        <w:t xml:space="preserve">Standards the hospital requires of its staff. Not a drill script and not a commentary on NABH objective elements.</w:t>
       </w:r>
     </w:p>
     <w:p>
@@ -4016,221 +4001,6 @@
         <w:t xml:space="preserve">A staff member who has not signed does not work a night shift on an occupied floor. The Nursing Superintendent holds signed acknowledgements with the induction record.</w:t>
       </w:r>
     </w:p>
-    <w:p>
-      <w:pPr>
-        <w:pStyle w:val="Heading1"/>
-        <w:spacing w:after="120" w:before="280"/>
-      </w:pPr>
-      <w:r>
-        <w:t xml:space="preserve">10. References</w:t>
-      </w:r>
-    </w:p>
-    <w:p>
-      <w:pPr>
-        <w:pStyle w:val="ListParagraph"/>
-        <w:numPr>
-          <w:ilvl w:val="0"/>
-          <w:numId w:val="1"/>
-        </w:numPr>
-        <w:spacing w:after="60"/>
-      </w:pPr>
-      <w:r>
-        <w:rPr>
-          <w:sz w:val="22"/>
-          <w:szCs w:val="22"/>
-        </w:rPr>
-        <w:t xml:space="preserve">National Building Code of India, 2016 (Bureau of Indian Standards), fire and life-safety provisions as the local fire authority has applied them to this occupancy.</w:t>
-      </w:r>
-    </w:p>
-    <w:p>
-      <w:pPr>
-        <w:pStyle w:val="ListParagraph"/>
-        <w:numPr>
-          <w:ilvl w:val="0"/>
-          <w:numId w:val="1"/>
-        </w:numPr>
-        <w:spacing w:after="60"/>
-      </w:pPr>
-      <w:r>
-        <w:rPr>
-          <w:sz w:val="22"/>
-          <w:szCs w:val="22"/>
-        </w:rPr>
-        <w:t xml:space="preserve">IS 2190 — selection, installation and maintenance of first-aid fire extinguishers (NBC-pointed practice for portable extinguishers).</w:t>
-      </w:r>
-    </w:p>
-    <w:p>
-      <w:pPr>
-        <w:pStyle w:val="ListParagraph"/>
-        <w:numPr>
-          <w:ilvl w:val="0"/>
-          <w:numId w:val="1"/>
-        </w:numPr>
-        <w:spacing w:after="60"/>
-      </w:pPr>
-      <w:r>
-        <w:rPr>
-          <w:sz w:val="22"/>
-          <w:szCs w:val="22"/>
-        </w:rPr>
-        <w:t xml:space="preserve">National Disaster Management Authority, National Disaster Management Guidelines — Hospital Safety (2016), framework for non-fire events and continuity of essential hospital functions.</w:t>
-      </w:r>
-    </w:p>
-    <w:p>
-      <w:pPr>
-        <w:pStyle w:val="ListParagraph"/>
-        <w:numPr>
-          <w:ilvl w:val="0"/>
-          <w:numId w:val="1"/>
-        </w:numPr>
-        <w:spacing w:after="60"/>
-      </w:pPr>
-      <w:r>
-        <w:rPr>
-          <w:sz w:val="22"/>
-          <w:szCs w:val="22"/>
-        </w:rPr>
-        <w:t xml:space="preserve">NABH Standards for Small Healthcare Organisations, 3rd Edition, Chapter 8 Facility Management and Safety, standard FMS.5 (this policy is written so that those requirements are met in operation; it is not a commentary on the standard).</w:t>
-      </w:r>
-    </w:p>
-    <w:p>
-      <w:pPr>
-        <w:pStyle w:val="ListParagraph"/>
-        <w:numPr>
-          <w:ilvl w:val="0"/>
-          <w:numId w:val="1"/>
-        </w:numPr>
-        <w:spacing w:after="60"/>
-      </w:pPr>
-      <w:r>
-        <w:rPr>
-          <w:sz w:val="22"/>
-          <w:szCs w:val="22"/>
-        </w:rPr>
-        <w:t xml:space="preserve">Internal: as-built fire drawings; utilities / electrical-backup programme; medical-gases programme; equipment programme; laboratory safety programme; incident system; monthly facility inspection rounds.</w:t>
-      </w:r>
-    </w:p>
-    <w:p>
-      <w:pPr>
-        <w:pStyle w:val="Heading1"/>
-        <w:spacing w:after="120" w:before="280"/>
-      </w:pPr>
-      <w:r>
-        <w:t xml:space="preserve">11. Distribution</w:t>
-      </w:r>
-    </w:p>
-    <w:p>
-      <w:pPr>
-        <w:spacing w:after="140"/>
-      </w:pPr>
-      <w:r>
-        <w:rPr>
-          <w:sz w:val="22"/>
-          <w:szCs w:val="22"/>
-        </w:rPr>
-        <w:t xml:space="preserve">Controlled master: office of the Medical Superintendent, «Hospital Name», with a working copy held by the Maintenance In-Charge and the Quality Coordinator.</w:t>
-      </w:r>
-    </w:p>
-    <w:p>
-      <w:pPr>
-        <w:spacing w:after="140"/>
-      </w:pPr>
-      <w:r>
-        <w:rPr>
-          <w:sz w:val="22"/>
-          <w:szCs w:val="22"/>
-        </w:rPr>
-        <w:t xml:space="preserve">Issued to: Nursing Superintendent, Security Supervisor, every Floor Fire Warden, Night Duty Officer folder, theatre in-charge, laboratory in-charge.</w:t>
-      </w:r>
-    </w:p>
-    <w:p>
-      <w:pPr>
-        <w:spacing w:after="140"/>
-      </w:pPr>
-      <w:r>
-        <w:rPr>
-          <w:sz w:val="22"/>
-          <w:szCs w:val="22"/>
-        </w:rPr>
-        <w:t xml:space="preserve">Available to all staff at the «Nursing Station policy folder» and, if the hospital keeps an intranet, at the «staff intranet / policies».</w:t>
-      </w:r>
-    </w:p>
-    <w:p>
-      <w:pPr>
-        <w:spacing w:after="140"/>
-      </w:pPr>
-      <w:r>
-        <w:rPr>
-          <w:sz w:val="22"/>
-          <w:szCs w:val="22"/>
-        </w:rPr>
-        <w:t xml:space="preserve">On revision, every displayed copy is withdrawn the same day. One dated superseded copy is retained by the Quality Coordinator.</w:t>
-      </w:r>
-    </w:p>
-    <w:p>
-      <w:pPr>
-        <w:pStyle w:val="Heading1"/>
-        <w:spacing w:after="120" w:before="280"/>
-      </w:pPr>
-      <w:r>
-        <w:t xml:space="preserve">12. Abbreviations</w:t>
-      </w:r>
-    </w:p>
-    <w:p>
-      <w:pPr>
-        <w:spacing w:after="140"/>
-      </w:pPr>
-      <w:r>
-        <w:rPr>
-          <w:sz w:val="22"/>
-          <w:szCs w:val="22"/>
-        </w:rPr>
-        <w:t xml:space="preserve">NBC — National Building Code of India, 2016
-NDMA — National Disaster Management Authority
-NOC — no-objection certificate issued by the local fire / building authority
-AMC — annual maintenance contract
-CAPA — corrective and preventive action
-RCA — root-cause analysis
-IS — Indian Standard</w:t>
-      </w:r>
-    </w:p>
-    <w:p>
-      <w:pPr>
-        <w:spacing w:after="140"/>
-      </w:pPr>
-      <w:r>
-        <w:rPr>
-          <w:sz w:val="22"/>
-          <w:szCs w:val="22"/>
-        </w:rPr>
-        <w:t xml:space="preserve">Floor Fire Warden — the senior nurse accountable for sweeping a named floor during an emergency
-Night Duty Officer — the senior doctor or senior nurse holding emergency command overnight
-Maintenance In-Charge — the person accountable for fire equipment and fabric under this policy (Fire Safety Officer)</w:t>
-      </w:r>
-    </w:p>
-    <w:p>
-      <w:pPr>
-        <w:pStyle w:val="Heading1"/>
-        <w:spacing w:after="120" w:before="280"/>
-      </w:pPr>
-      <w:r>
-        <w:t xml:space="preserve">13. Traceability to NABH SHCO 3rd Edition FMS.5</w:t>
-      </w:r>
-    </w:p>
-    <w:p>
-      <w:pPr>
-        <w:spacing w:after="120"/>
-      </w:pPr>
-      <w:r>
-        <w:rPr>
-          <w:i/>
-          <w:iCs/>
-          <w:sz w:val="20"/>
-          <w:szCs w:val="20"/>
-        </w:rPr>
-        <w:t xml:space="preserve">This table is an index. It is not how the policy is organised.</w:t>
-      </w:r>
-    </w:p>
     <w:tbl>
       <w:tblPr>
         <w:tblW w:type="pct" w:w="100%"/>
@@ -4800,7 +4570,105 @@
         <w:spacing w:after="120" w:before="280"/>
       </w:pPr>
       <w:r>
-        <w:t xml:space="preserve">14. Required Records / Evidence Checklist</w:t>
+        <w:t>10. Distribution</w:t>
+      </w:r>
+    </w:p>
+    <w:p>
+      <w:pPr>
+        <w:spacing w:after="140"/>
+      </w:pPr>
+      <w:r>
+        <w:rPr>
+          <w:sz w:val="22"/>
+          <w:szCs w:val="22"/>
+        </w:rPr>
+        <w:t xml:space="preserve">Controlled master: office of the Medical Superintendent, «Hospital Name», with a working copy held by the Maintenance In-Charge and the Quality Coordinator.</w:t>
+      </w:r>
+    </w:p>
+    <w:p>
+      <w:pPr>
+        <w:spacing w:after="140"/>
+      </w:pPr>
+      <w:r>
+        <w:rPr>
+          <w:sz w:val="22"/>
+          <w:szCs w:val="22"/>
+        </w:rPr>
+        <w:t xml:space="preserve">Issued to: Nursing Superintendent, Security Supervisor, every Floor Fire Warden, Night Duty Officer folder, theatre in-charge, laboratory in-charge.</w:t>
+      </w:r>
+    </w:p>
+    <w:p>
+      <w:pPr>
+        <w:spacing w:after="140"/>
+      </w:pPr>
+      <w:r>
+        <w:rPr>
+          <w:sz w:val="22"/>
+          <w:szCs w:val="22"/>
+        </w:rPr>
+        <w:t xml:space="preserve">Available to all staff at the «Nursing Station policy folder» and, if the hospital keeps an intranet, at the «staff intranet / policies».</w:t>
+      </w:r>
+    </w:p>
+    <w:p>
+      <w:pPr>
+        <w:spacing w:after="140"/>
+      </w:pPr>
+      <w:r>
+        <w:rPr>
+          <w:sz w:val="22"/>
+          <w:szCs w:val="22"/>
+        </w:rPr>
+        <w:t xml:space="preserve">On revision, every displayed copy is withdrawn the same day. One dated superseded copy is retained by the Quality Coordinator.</w:t>
+      </w:r>
+    </w:p>
+    <w:p>
+      <w:pPr>
+        <w:pStyle w:val="Heading1"/>
+        <w:spacing w:after="120" w:before="280"/>
+      </w:pPr>
+      <w:r>
+        <w:t>11. Abbreviations</w:t>
+      </w:r>
+    </w:p>
+    <w:p>
+      <w:pPr>
+        <w:spacing w:after="140"/>
+      </w:pPr>
+      <w:r>
+        <w:rPr>
+          <w:sz w:val="22"/>
+          <w:szCs w:val="22"/>
+        </w:rPr>
+        <w:t xml:space="preserve">NBC — National Building Code of India, 2016
+NDMA — National Disaster Management Authority
+NOC — no-objection certificate issued by the local fire / building authority
+AMC — annual maintenance contract
+CAPA — corrective and preventive action
+RCA — root-cause analysis
+IS — Indian Standard</w:t>
+      </w:r>
+    </w:p>
+    <w:p>
+      <w:pPr>
+        <w:spacing w:after="140"/>
+      </w:pPr>
+      <w:r>
+        <w:rPr>
+          <w:sz w:val="22"/>
+          <w:szCs w:val="22"/>
+        </w:rPr>
+        <w:t xml:space="preserve">Floor Fire Warden — the senior nurse accountable for sweeping a named floor during an emergency
+Night Duty Officer — the senior doctor or senior nurse holding emergency command overnight
+Maintenance In-Charge — the person accountable for fire equipment and fabric under this policy (Fire Safety Officer)</w:t>
+      </w:r>
+    </w:p>
+    <w:p>
+      <w:pPr>
+        <w:pStyle w:val="Heading1"/>
+        <w:spacing w:after="120" w:before="280"/>
+      </w:pPr>
+      <w:r>
+        <w:t>12. Traceability to NABH SHCO 3rd Edition FMS.5</w:t>
       </w:r>
     </w:p>
     <w:p>
@@ -4814,6 +4682,29 @@
           <w:sz w:val="20"/>
           <w:szCs w:val="20"/>
         </w:rPr>
+        <w:t xml:space="preserve">This table is an index. It is not how the policy is organised.</w:t>
+      </w:r>
+    </w:p>
+    <w:p>
+      <w:pPr>
+        <w:pStyle w:val="Heading1"/>
+        <w:spacing w:after="120" w:before="280"/>
+      </w:pPr>
+      <w:r>
+        <w:t>13. Required Records / Evidence Checklist</w:t>
+      </w:r>
+    </w:p>
+    <w:p>
+      <w:pPr>
+        <w:spacing w:after="120"/>
+      </w:pPr>
+      <w:r>
+        <w:rPr>
+          <w:i/>
+          <w:iCs/>
+          <w:sz w:val="20"/>
+          <w:szCs w:val="20"/>
+        </w:rPr>
         <w:t xml:space="preserve">Records the hospital holds under this policy, listed by objective element.</w:t>
       </w:r>
     </w:p>
@@ -5370,6 +5261,100 @@
           <w:szCs w:val="22"/>
         </w:rPr>
         <w:t xml:space="preserve">CAPA after a real fire or named non-fire activation.</w:t>
+      </w:r>
+    </w:p>
+    <w:p>
+      <w:pPr>
+        <w:pStyle w:val="Heading1"/>
+        <w:spacing w:after="120" w:before="280"/>
+      </w:pPr>
+      <w:r>
+        <w:t>14. References</w:t>
+      </w:r>
+    </w:p>
+    <w:p>
+      <w:pPr>
+        <w:pStyle w:val="ListParagraph"/>
+        <w:numPr>
+          <w:ilvl w:val="0"/>
+          <w:numId w:val="1"/>
+        </w:numPr>
+        <w:spacing w:after="60"/>
+      </w:pPr>
+      <w:r>
+        <w:rPr>
+          <w:sz w:val="22"/>
+          <w:szCs w:val="22"/>
+        </w:rPr>
+        <w:t xml:space="preserve">National Building Code of India, 2016 (Bureau of Indian Standards), fire and life-safety provisions as the local fire authority has applied them to this occupancy.</w:t>
+      </w:r>
+    </w:p>
+    <w:p>
+      <w:pPr>
+        <w:pStyle w:val="ListParagraph"/>
+        <w:numPr>
+          <w:ilvl w:val="0"/>
+          <w:numId w:val="1"/>
+        </w:numPr>
+        <w:spacing w:after="60"/>
+      </w:pPr>
+      <w:r>
+        <w:rPr>
+          <w:sz w:val="22"/>
+          <w:szCs w:val="22"/>
+        </w:rPr>
+        <w:t xml:space="preserve">IS 2190 — selection, installation and maintenance of first-aid fire extinguishers (NBC-pointed practice for portable extinguishers).</w:t>
+      </w:r>
+    </w:p>
+    <w:p>
+      <w:pPr>
+        <w:pStyle w:val="ListParagraph"/>
+        <w:numPr>
+          <w:ilvl w:val="0"/>
+          <w:numId w:val="1"/>
+        </w:numPr>
+        <w:spacing w:after="60"/>
+      </w:pPr>
+      <w:r>
+        <w:rPr>
+          <w:sz w:val="22"/>
+          <w:szCs w:val="22"/>
+        </w:rPr>
+        <w:t xml:space="preserve">National Disaster Management Authority, National Disaster Management Guidelines — Hospital Safety (2016), framework for non-fire events and continuity of essential hospital functions.</w:t>
+      </w:r>
+    </w:p>
+    <w:p>
+      <w:pPr>
+        <w:pStyle w:val="ListParagraph"/>
+        <w:numPr>
+          <w:ilvl w:val="0"/>
+          <w:numId w:val="1"/>
+        </w:numPr>
+        <w:spacing w:after="60"/>
+      </w:pPr>
+      <w:r>
+        <w:rPr>
+          <w:sz w:val="22"/>
+          <w:szCs w:val="22"/>
+        </w:rPr>
+        <w:t xml:space="preserve">NABH Standards for Small Healthcare Organisations, 3rd Edition, Chapter 8 Facility Management and Safety, standard FMS.5 (this policy is written so that those requirements are met in operation; it is not a commentary on the standard).</w:t>
+      </w:r>
+    </w:p>
+    <w:p>
+      <w:pPr>
+        <w:pStyle w:val="ListParagraph"/>
+        <w:numPr>
+          <w:ilvl w:val="0"/>
+          <w:numId w:val="1"/>
+        </w:numPr>
+        <w:spacing w:after="60"/>
+      </w:pPr>
+      <w:r>
+        <w:rPr>
+          <w:sz w:val="22"/>
+          <w:szCs w:val="22"/>
+        </w:rPr>
+        <w:t xml:space="preserve">Internal: as-built fire drawings; utilities / electrical-backup programme; medical-gases programme; equipment programme; laboratory safety programme; incident system; monthly facility inspection rounds.</w:t>
       </w:r>
     </w:p>
     <w:p>

--- a/policies/build/masters/FMS.5_v2_master.docx
+++ b/policies/build/masters/FMS.5_v2_master.docx
@@ -4018,6 +4018,7 @@
         <w:gridCol w:w="100"/>
         <w:gridCol w:w="100"/>
         <w:gridCol w:w="100"/>
+        <w:gridCol w:w="100"/>
       </w:tblGrid>
       <w:tr>
         <w:tc>
@@ -4045,6 +4046,26 @@
         </w:tc>
         <w:tc>
           <w:tcPr>
+            <w:tcW w:type="pct" w:w="12%"/>
+            <w:tcBorders>
+              <w:top w:val="single" w:color="999999" w:sz="4"/>
+              <w:left w:val="single" w:color="999999" w:sz="4"/>
+              <w:bottom w:val="single" w:color="999999" w:sz="4"/>
+              <w:right w:val="single" w:color="999999" w:sz="4"/>
+            </w:tcBorders>
+            <w:shd w:fill="E8E8E8" w:val="clear"/>
+          </w:tcPr>
+          <w:p>
+            <w:r>
+              <w:rPr>
+                <w:b/>
+              </w:rPr>
+              <w:t>Level</w:t>
+            </w:r>
+          </w:p>
+        </w:tc>
+        <w:tc>
+          <w:tcPr>
             <w:tcW w:type="pct" w:w="32%"/>
             <w:tcBorders>
               <w:top w:val="single" w:color="999999" w:sz="4"/>
@@ -4138,6 +4159,22 @@
         </w:tc>
         <w:tc>
           <w:tcPr>
+            <w:tcW w:type="pct" w:w="12%"/>
+            <w:tcBorders>
+              <w:top w:val="single" w:color="999999" w:sz="4"/>
+              <w:left w:val="single" w:color="999999" w:sz="4"/>
+              <w:bottom w:val="single" w:color="999999" w:sz="4"/>
+              <w:right w:val="single" w:color="999999" w:sz="4"/>
+            </w:tcBorders>
+          </w:tcPr>
+          <w:p>
+            <w:r>
+              <w:t>CORE*</w:t>
+            </w:r>
+          </w:p>
+        </w:tc>
+        <w:tc>
+          <w:tcPr>
             <w:tcW w:type="pct" w:w="32%"/>
             <w:tcBorders>
               <w:top w:val="single" w:color="999999" w:sz="4"/>
@@ -4228,6 +4265,22 @@
         </w:tc>
         <w:tc>
           <w:tcPr>
+            <w:tcW w:type="pct" w:w="12%"/>
+            <w:tcBorders>
+              <w:top w:val="single" w:color="999999" w:sz="4"/>
+              <w:left w:val="single" w:color="999999" w:sz="4"/>
+              <w:bottom w:val="single" w:color="999999" w:sz="4"/>
+              <w:right w:val="single" w:color="999999" w:sz="4"/>
+            </w:tcBorders>
+          </w:tcPr>
+          <w:p>
+            <w:r>
+              <w:t>Commitment</w:t>
+            </w:r>
+          </w:p>
+        </w:tc>
+        <w:tc>
+          <w:tcPr>
             <w:tcW w:type="pct" w:w="32%"/>
             <w:tcBorders>
               <w:top w:val="single" w:color="999999" w:sz="4"/>
@@ -4318,6 +4371,22 @@
         </w:tc>
         <w:tc>
           <w:tcPr>
+            <w:tcW w:type="pct" w:w="12%"/>
+            <w:tcBorders>
+              <w:top w:val="single" w:color="999999" w:sz="4"/>
+              <w:left w:val="single" w:color="999999" w:sz="4"/>
+              <w:bottom w:val="single" w:color="999999" w:sz="4"/>
+              <w:right w:val="single" w:color="999999" w:sz="4"/>
+            </w:tcBorders>
+          </w:tcPr>
+          <w:p>
+            <w:r>
+              <w:t>Commitment</w:t>
+            </w:r>
+          </w:p>
+        </w:tc>
+        <w:tc>
+          <w:tcPr>
             <w:tcW w:type="pct" w:w="32%"/>
             <w:tcBorders>
               <w:top w:val="single" w:color="999999" w:sz="4"/>
@@ -4408,6 +4477,22 @@
         </w:tc>
         <w:tc>
           <w:tcPr>
+            <w:tcW w:type="pct" w:w="12%"/>
+            <w:tcBorders>
+              <w:top w:val="single" w:color="999999" w:sz="4"/>
+              <w:left w:val="single" w:color="999999" w:sz="4"/>
+              <w:bottom w:val="single" w:color="999999" w:sz="4"/>
+              <w:right w:val="single" w:color="999999" w:sz="4"/>
+            </w:tcBorders>
+          </w:tcPr>
+          <w:p>
+            <w:r>
+              <w:t>Commitment*</w:t>
+            </w:r>
+          </w:p>
+        </w:tc>
+        <w:tc>
+          <w:tcPr>
             <w:tcW w:type="pct" w:w="32%"/>
             <w:tcBorders>
               <w:top w:val="single" w:color="999999" w:sz="4"/>
@@ -4498,6 +4583,22 @@
         </w:tc>
         <w:tc>
           <w:tcPr>
+            <w:tcW w:type="pct" w:w="12%"/>
+            <w:tcBorders>
+              <w:top w:val="single" w:color="999999" w:sz="4"/>
+              <w:left w:val="single" w:color="999999" w:sz="4"/>
+              <w:bottom w:val="single" w:color="999999" w:sz="4"/>
+              <w:right w:val="single" w:color="999999" w:sz="4"/>
+            </w:tcBorders>
+          </w:tcPr>
+          <w:p>
+            <w:r>
+              <w:t>Achievement</w:t>
+            </w:r>
+          </w:p>
+        </w:tc>
+        <w:tc>
+          <w:tcPr>
             <w:tcW w:type="pct" w:w="32%"/>
             <w:tcBorders>
               <w:top w:val="single" w:color="999999" w:sz="4"/>
@@ -4630,24 +4731,359 @@
         <w:t>11. Abbreviations</w:t>
       </w:r>
     </w:p>
-    <w:p>
-      <w:pPr>
-        <w:spacing w:after="140"/>
-      </w:pPr>
-      <w:r>
-        <w:rPr>
-          <w:sz w:val="22"/>
-          <w:szCs w:val="22"/>
-        </w:rPr>
-        <w:t xml:space="preserve">NBC — National Building Code of India, 2016
-NDMA — National Disaster Management Authority
-NOC — no-objection certificate issued by the local fire / building authority
-AMC — annual maintenance contract
-CAPA — corrective and preventive action
-RCA — root-cause analysis
-IS — Indian Standard</w:t>
-      </w:r>
-    </w:p>
+    <w:tbl>
+      <w:tblPr>
+        <w:tblW w:type="pct" w:w="100%"/>
+        <w:tblBorders>
+          <w:top w:val="single" w:color="auto" w:sz="4"/>
+          <w:left w:val="single" w:color="auto" w:sz="4"/>
+          <w:bottom w:val="single" w:color="auto" w:sz="4"/>
+          <w:right w:val="single" w:color="auto" w:sz="4"/>
+          <w:insideH w:val="single" w:color="auto" w:sz="4"/>
+          <w:insideV w:val="single" w:color="auto" w:sz="4"/>
+        </w:tblBorders>
+      </w:tblPr>
+      <w:tblGrid>
+        <w:gridCol w:w="100"/>
+        <w:gridCol w:w="100"/>
+      </w:tblGrid>
+      <w:tr>
+        <w:tc>
+          <w:tcPr>
+            <w:tcW w:type="pct" w:w="22%"/>
+            <w:tcBorders>
+              <w:top w:val="single" w:color="999999" w:sz="4"/>
+              <w:left w:val="single" w:color="999999" w:sz="4"/>
+              <w:bottom w:val="single" w:color="999999" w:sz="4"/>
+              <w:right w:val="single" w:color="999999" w:sz="4"/>
+            </w:tcBorders>
+            <w:shd w:fill="E8E8E8" w:val="clear"/>
+          </w:tcPr>
+          <w:p>
+            <w:r>
+              <w:rPr>
+                <w:b/>
+              </w:rPr>
+              <w:t>Abbreviation</w:t>
+            </w:r>
+          </w:p>
+        </w:tc>
+        <w:tc>
+          <w:tcPr>
+            <w:tcW w:type="pct" w:w="22%"/>
+            <w:tcBorders>
+              <w:top w:val="single" w:color="999999" w:sz="4"/>
+              <w:left w:val="single" w:color="999999" w:sz="4"/>
+              <w:bottom w:val="single" w:color="999999" w:sz="4"/>
+              <w:right w:val="single" w:color="999999" w:sz="4"/>
+            </w:tcBorders>
+            <w:shd w:fill="E8E8E8" w:val="clear"/>
+          </w:tcPr>
+          <w:p>
+            <w:r>
+              <w:rPr>
+                <w:b/>
+              </w:rPr>
+              <w:t>Meaning</w:t>
+            </w:r>
+          </w:p>
+        </w:tc>
+      </w:tr>
+      <w:tr>
+        <w:tc>
+          <w:tcPr>
+            <w:tcW w:type="pct" w:w="22%"/>
+            <w:tcBorders>
+              <w:top w:val="single" w:color="999999" w:sz="4"/>
+              <w:left w:val="single" w:color="999999" w:sz="4"/>
+              <w:bottom w:val="single" w:color="999999" w:sz="4"/>
+              <w:right w:val="single" w:color="999999" w:sz="4"/>
+            </w:tcBorders>
+            <w:shd w:fill="E8E8E8" w:val="clear"/>
+          </w:tcPr>
+          <w:p>
+            <w:r>
+              <w:rPr>
+                <w:b w:val="0"/>
+              </w:rPr>
+              <w:t>NBC</w:t>
+            </w:r>
+          </w:p>
+        </w:tc>
+        <w:tc>
+          <w:tcPr>
+            <w:tcW w:type="pct" w:w="22%"/>
+            <w:tcBorders>
+              <w:top w:val="single" w:color="999999" w:sz="4"/>
+              <w:left w:val="single" w:color="999999" w:sz="4"/>
+              <w:bottom w:val="single" w:color="999999" w:sz="4"/>
+              <w:right w:val="single" w:color="999999" w:sz="4"/>
+            </w:tcBorders>
+            <w:shd w:fill="E8E8E8" w:val="clear"/>
+          </w:tcPr>
+          <w:p>
+            <w:r>
+              <w:rPr>
+                <w:b w:val="0"/>
+              </w:rPr>
+              <w:t>National Building Code of India, 2016</w:t>
+            </w:r>
+          </w:p>
+        </w:tc>
+      </w:tr>
+      <w:tr>
+        <w:tc>
+          <w:tcPr>
+            <w:tcW w:type="pct" w:w="22%"/>
+            <w:tcBorders>
+              <w:top w:val="single" w:color="999999" w:sz="4"/>
+              <w:left w:val="single" w:color="999999" w:sz="4"/>
+              <w:bottom w:val="single" w:color="999999" w:sz="4"/>
+              <w:right w:val="single" w:color="999999" w:sz="4"/>
+            </w:tcBorders>
+            <w:shd w:fill="E8E8E8" w:val="clear"/>
+          </w:tcPr>
+          <w:p>
+            <w:r>
+              <w:rPr>
+                <w:b w:val="0"/>
+              </w:rPr>
+              <w:t>NDMA</w:t>
+            </w:r>
+          </w:p>
+        </w:tc>
+        <w:tc>
+          <w:tcPr>
+            <w:tcW w:type="pct" w:w="22%"/>
+            <w:tcBorders>
+              <w:top w:val="single" w:color="999999" w:sz="4"/>
+              <w:left w:val="single" w:color="999999" w:sz="4"/>
+              <w:bottom w:val="single" w:color="999999" w:sz="4"/>
+              <w:right w:val="single" w:color="999999" w:sz="4"/>
+            </w:tcBorders>
+            <w:shd w:fill="E8E8E8" w:val="clear"/>
+          </w:tcPr>
+          <w:p>
+            <w:r>
+              <w:rPr>
+                <w:b w:val="0"/>
+              </w:rPr>
+              <w:t>National Disaster Management Authority</w:t>
+            </w:r>
+          </w:p>
+        </w:tc>
+      </w:tr>
+      <w:tr>
+        <w:tc>
+          <w:tcPr>
+            <w:tcW w:type="pct" w:w="22%"/>
+            <w:tcBorders>
+              <w:top w:val="single" w:color="999999" w:sz="4"/>
+              <w:left w:val="single" w:color="999999" w:sz="4"/>
+              <w:bottom w:val="single" w:color="999999" w:sz="4"/>
+              <w:right w:val="single" w:color="999999" w:sz="4"/>
+            </w:tcBorders>
+            <w:shd w:fill="E8E8E8" w:val="clear"/>
+          </w:tcPr>
+          <w:p>
+            <w:r>
+              <w:rPr>
+                <w:b w:val="0"/>
+              </w:rPr>
+              <w:t>NOC</w:t>
+            </w:r>
+          </w:p>
+        </w:tc>
+        <w:tc>
+          <w:tcPr>
+            <w:tcW w:type="pct" w:w="22%"/>
+            <w:tcBorders>
+              <w:top w:val="single" w:color="999999" w:sz="4"/>
+              <w:left w:val="single" w:color="999999" w:sz="4"/>
+              <w:bottom w:val="single" w:color="999999" w:sz="4"/>
+              <w:right w:val="single" w:color="999999" w:sz="4"/>
+            </w:tcBorders>
+            <w:shd w:fill="E8E8E8" w:val="clear"/>
+          </w:tcPr>
+          <w:p>
+            <w:r>
+              <w:rPr>
+                <w:b w:val="0"/>
+              </w:rPr>
+              <w:t>no-objection certificate issued by the local fire / building authority</w:t>
+            </w:r>
+          </w:p>
+        </w:tc>
+      </w:tr>
+      <w:tr>
+        <w:tc>
+          <w:tcPr>
+            <w:tcW w:type="pct" w:w="22%"/>
+            <w:tcBorders>
+              <w:top w:val="single" w:color="999999" w:sz="4"/>
+              <w:left w:val="single" w:color="999999" w:sz="4"/>
+              <w:bottom w:val="single" w:color="999999" w:sz="4"/>
+              <w:right w:val="single" w:color="999999" w:sz="4"/>
+            </w:tcBorders>
+            <w:shd w:fill="E8E8E8" w:val="clear"/>
+          </w:tcPr>
+          <w:p>
+            <w:r>
+              <w:rPr>
+                <w:b w:val="0"/>
+              </w:rPr>
+              <w:t>AMC</w:t>
+            </w:r>
+          </w:p>
+        </w:tc>
+        <w:tc>
+          <w:tcPr>
+            <w:tcW w:type="pct" w:w="22%"/>
+            <w:tcBorders>
+              <w:top w:val="single" w:color="999999" w:sz="4"/>
+              <w:left w:val="single" w:color="999999" w:sz="4"/>
+              <w:bottom w:val="single" w:color="999999" w:sz="4"/>
+              <w:right w:val="single" w:color="999999" w:sz="4"/>
+            </w:tcBorders>
+            <w:shd w:fill="E8E8E8" w:val="clear"/>
+          </w:tcPr>
+          <w:p>
+            <w:r>
+              <w:rPr>
+                <w:b w:val="0"/>
+              </w:rPr>
+              <w:t>annual maintenance contract</w:t>
+            </w:r>
+          </w:p>
+        </w:tc>
+      </w:tr>
+      <w:tr>
+        <w:tc>
+          <w:tcPr>
+            <w:tcW w:type="pct" w:w="22%"/>
+            <w:tcBorders>
+              <w:top w:val="single" w:color="999999" w:sz="4"/>
+              <w:left w:val="single" w:color="999999" w:sz="4"/>
+              <w:bottom w:val="single" w:color="999999" w:sz="4"/>
+              <w:right w:val="single" w:color="999999" w:sz="4"/>
+            </w:tcBorders>
+            <w:shd w:fill="E8E8E8" w:val="clear"/>
+          </w:tcPr>
+          <w:p>
+            <w:r>
+              <w:rPr>
+                <w:b w:val="0"/>
+              </w:rPr>
+              <w:t>CAPA</w:t>
+            </w:r>
+          </w:p>
+        </w:tc>
+        <w:tc>
+          <w:tcPr>
+            <w:tcW w:type="pct" w:w="22%"/>
+            <w:tcBorders>
+              <w:top w:val="single" w:color="999999" w:sz="4"/>
+              <w:left w:val="single" w:color="999999" w:sz="4"/>
+              <w:bottom w:val="single" w:color="999999" w:sz="4"/>
+              <w:right w:val="single" w:color="999999" w:sz="4"/>
+            </w:tcBorders>
+            <w:shd w:fill="E8E8E8" w:val="clear"/>
+          </w:tcPr>
+          <w:p>
+            <w:r>
+              <w:rPr>
+                <w:b w:val="0"/>
+              </w:rPr>
+              <w:t>corrective and preventive action</w:t>
+            </w:r>
+          </w:p>
+        </w:tc>
+      </w:tr>
+      <w:tr>
+        <w:tc>
+          <w:tcPr>
+            <w:tcW w:type="pct" w:w="22%"/>
+            <w:tcBorders>
+              <w:top w:val="single" w:color="999999" w:sz="4"/>
+              <w:left w:val="single" w:color="999999" w:sz="4"/>
+              <w:bottom w:val="single" w:color="999999" w:sz="4"/>
+              <w:right w:val="single" w:color="999999" w:sz="4"/>
+            </w:tcBorders>
+            <w:shd w:fill="E8E8E8" w:val="clear"/>
+          </w:tcPr>
+          <w:p>
+            <w:r>
+              <w:rPr>
+                <w:b w:val="0"/>
+              </w:rPr>
+              <w:t>RCA</w:t>
+            </w:r>
+          </w:p>
+        </w:tc>
+        <w:tc>
+          <w:tcPr>
+            <w:tcW w:type="pct" w:w="22%"/>
+            <w:tcBorders>
+              <w:top w:val="single" w:color="999999" w:sz="4"/>
+              <w:left w:val="single" w:color="999999" w:sz="4"/>
+              <w:bottom w:val="single" w:color="999999" w:sz="4"/>
+              <w:right w:val="single" w:color="999999" w:sz="4"/>
+            </w:tcBorders>
+            <w:shd w:fill="E8E8E8" w:val="clear"/>
+          </w:tcPr>
+          <w:p>
+            <w:r>
+              <w:rPr>
+                <w:b w:val="0"/>
+              </w:rPr>
+              <w:t>root-cause analysis</w:t>
+            </w:r>
+          </w:p>
+        </w:tc>
+      </w:tr>
+      <w:tr>
+        <w:tc>
+          <w:tcPr>
+            <w:tcW w:type="pct" w:w="22%"/>
+            <w:tcBorders>
+              <w:top w:val="single" w:color="999999" w:sz="4"/>
+              <w:left w:val="single" w:color="999999" w:sz="4"/>
+              <w:bottom w:val="single" w:color="999999" w:sz="4"/>
+              <w:right w:val="single" w:color="999999" w:sz="4"/>
+            </w:tcBorders>
+            <w:shd w:fill="E8E8E8" w:val="clear"/>
+          </w:tcPr>
+          <w:p>
+            <w:r>
+              <w:rPr>
+                <w:b w:val="0"/>
+              </w:rPr>
+              <w:t>IS</w:t>
+            </w:r>
+          </w:p>
+        </w:tc>
+        <w:tc>
+          <w:tcPr>
+            <w:tcW w:type="pct" w:w="22%"/>
+            <w:tcBorders>
+              <w:top w:val="single" w:color="999999" w:sz="4"/>
+              <w:left w:val="single" w:color="999999" w:sz="4"/>
+              <w:bottom w:val="single" w:color="999999" w:sz="4"/>
+              <w:right w:val="single" w:color="999999" w:sz="4"/>
+            </w:tcBorders>
+            <w:shd w:fill="E8E8E8" w:val="clear"/>
+          </w:tcPr>
+          <w:p>
+            <w:r>
+              <w:rPr>
+                <w:b w:val="0"/>
+              </w:rPr>
+              <w:t>Indian Standard</w:t>
+            </w:r>
+          </w:p>
+        </w:tc>
+      </w:tr>
+    </w:tbl>
     <w:p>
       <w:pPr>
         <w:spacing w:after="140"/>

--- a/policies/build/masters/FMS.5_v2_master.docx
+++ b/policies/build/masters/FMS.5_v2_master.docx
@@ -4001,6 +4001,462 @@
         <w:t xml:space="preserve">A staff member who has not signed does not work a night shift on an occupied floor. The Nursing Superintendent holds signed acknowledgements with the induction record.</w:t>
       </w:r>
     </w:p>
+    <w:p>
+      <w:pPr>
+        <w:pStyle w:val="Heading1"/>
+        <w:spacing w:after="120" w:before="280"/>
+      </w:pPr>
+      <w:r>
+        <w:t>10. Distribution</w:t>
+      </w:r>
+    </w:p>
+    <w:p>
+      <w:pPr>
+        <w:spacing w:after="140"/>
+      </w:pPr>
+      <w:r>
+        <w:rPr>
+          <w:sz w:val="22"/>
+          <w:szCs w:val="22"/>
+        </w:rPr>
+        <w:t xml:space="preserve">Controlled master: office of the Medical Superintendent, «Hospital Name», with a working copy held by the Maintenance In-Charge and the Quality Coordinator.</w:t>
+      </w:r>
+    </w:p>
+    <w:p>
+      <w:pPr>
+        <w:spacing w:after="140"/>
+      </w:pPr>
+      <w:r>
+        <w:rPr>
+          <w:sz w:val="22"/>
+          <w:szCs w:val="22"/>
+        </w:rPr>
+        <w:t xml:space="preserve">Issued to: Nursing Superintendent, Security Supervisor, every Floor Fire Warden, Night Duty Officer folder, theatre in-charge, laboratory in-charge.</w:t>
+      </w:r>
+    </w:p>
+    <w:p>
+      <w:pPr>
+        <w:spacing w:after="140"/>
+      </w:pPr>
+      <w:r>
+        <w:rPr>
+          <w:sz w:val="22"/>
+          <w:szCs w:val="22"/>
+        </w:rPr>
+        <w:t xml:space="preserve">Available to all staff at the «Nursing Station policy folder» and, if the hospital keeps an intranet, at the «staff intranet / policies».</w:t>
+      </w:r>
+    </w:p>
+    <w:p>
+      <w:pPr>
+        <w:spacing w:after="140"/>
+      </w:pPr>
+      <w:r>
+        <w:rPr>
+          <w:sz w:val="22"/>
+          <w:szCs w:val="22"/>
+        </w:rPr>
+        <w:t xml:space="preserve">On revision, every displayed copy is withdrawn the same day. One dated superseded copy is retained by the Quality Coordinator.</w:t>
+      </w:r>
+    </w:p>
+    <w:p>
+      <w:pPr>
+        <w:pStyle w:val="Heading1"/>
+        <w:spacing w:after="120" w:before="280"/>
+      </w:pPr>
+      <w:r>
+        <w:t>11. Abbreviations</w:t>
+      </w:r>
+    </w:p>
+    <w:tbl>
+      <w:tblPr>
+        <w:tblW w:type="pct" w:w="100%"/>
+        <w:tblBorders>
+          <w:top w:val="single" w:color="auto" w:sz="4"/>
+          <w:left w:val="single" w:color="auto" w:sz="4"/>
+          <w:bottom w:val="single" w:color="auto" w:sz="4"/>
+          <w:right w:val="single" w:color="auto" w:sz="4"/>
+          <w:insideH w:val="single" w:color="auto" w:sz="4"/>
+          <w:insideV w:val="single" w:color="auto" w:sz="4"/>
+        </w:tblBorders>
+      </w:tblPr>
+      <w:tblGrid>
+        <w:gridCol w:w="100"/>
+        <w:gridCol w:w="100"/>
+      </w:tblGrid>
+      <w:tr>
+        <w:tc>
+          <w:tcPr>
+            <w:tcW w:type="pct" w:w="22%"/>
+            <w:tcBorders>
+              <w:top w:val="single" w:color="999999" w:sz="4"/>
+              <w:left w:val="single" w:color="999999" w:sz="4"/>
+              <w:bottom w:val="single" w:color="999999" w:sz="4"/>
+              <w:right w:val="single" w:color="999999" w:sz="4"/>
+            </w:tcBorders>
+            <w:shd w:fill="E8E8E8" w:val="clear"/>
+          </w:tcPr>
+          <w:p>
+            <w:r>
+              <w:rPr>
+                <w:b/>
+              </w:rPr>
+              <w:t>Abbreviation</w:t>
+            </w:r>
+          </w:p>
+        </w:tc>
+        <w:tc>
+          <w:tcPr>
+            <w:tcW w:type="pct" w:w="22%"/>
+            <w:tcBorders>
+              <w:top w:val="single" w:color="999999" w:sz="4"/>
+              <w:left w:val="single" w:color="999999" w:sz="4"/>
+              <w:bottom w:val="single" w:color="999999" w:sz="4"/>
+              <w:right w:val="single" w:color="999999" w:sz="4"/>
+            </w:tcBorders>
+            <w:shd w:fill="E8E8E8" w:val="clear"/>
+          </w:tcPr>
+          <w:p>
+            <w:r>
+              <w:rPr>
+                <w:b/>
+              </w:rPr>
+              <w:t>Meaning</w:t>
+            </w:r>
+          </w:p>
+        </w:tc>
+      </w:tr>
+      <w:tr>
+        <w:tc>
+          <w:tcPr>
+            <w:tcW w:type="pct" w:w="22%"/>
+            <w:tcBorders>
+              <w:top w:val="single" w:color="999999" w:sz="4"/>
+              <w:left w:val="single" w:color="999999" w:sz="4"/>
+              <w:bottom w:val="single" w:color="999999" w:sz="4"/>
+              <w:right w:val="single" w:color="999999" w:sz="4"/>
+            </w:tcBorders>
+            <w:shd w:fill="E8E8E8" w:val="clear"/>
+          </w:tcPr>
+          <w:p>
+            <w:r>
+              <w:rPr>
+                <w:b w:val="0"/>
+              </w:rPr>
+              <w:t>NBC</w:t>
+            </w:r>
+          </w:p>
+        </w:tc>
+        <w:tc>
+          <w:tcPr>
+            <w:tcW w:type="pct" w:w="22%"/>
+            <w:tcBorders>
+              <w:top w:val="single" w:color="999999" w:sz="4"/>
+              <w:left w:val="single" w:color="999999" w:sz="4"/>
+              <w:bottom w:val="single" w:color="999999" w:sz="4"/>
+              <w:right w:val="single" w:color="999999" w:sz="4"/>
+            </w:tcBorders>
+            <w:shd w:fill="E8E8E8" w:val="clear"/>
+          </w:tcPr>
+          <w:p>
+            <w:r>
+              <w:rPr>
+                <w:b w:val="0"/>
+              </w:rPr>
+              <w:t>National Building Code of India, 2016</w:t>
+            </w:r>
+          </w:p>
+        </w:tc>
+      </w:tr>
+      <w:tr>
+        <w:tc>
+          <w:tcPr>
+            <w:tcW w:type="pct" w:w="22%"/>
+            <w:tcBorders>
+              <w:top w:val="single" w:color="999999" w:sz="4"/>
+              <w:left w:val="single" w:color="999999" w:sz="4"/>
+              <w:bottom w:val="single" w:color="999999" w:sz="4"/>
+              <w:right w:val="single" w:color="999999" w:sz="4"/>
+            </w:tcBorders>
+            <w:shd w:fill="E8E8E8" w:val="clear"/>
+          </w:tcPr>
+          <w:p>
+            <w:r>
+              <w:rPr>
+                <w:b w:val="0"/>
+              </w:rPr>
+              <w:t>NDMA</w:t>
+            </w:r>
+          </w:p>
+        </w:tc>
+        <w:tc>
+          <w:tcPr>
+            <w:tcW w:type="pct" w:w="22%"/>
+            <w:tcBorders>
+              <w:top w:val="single" w:color="999999" w:sz="4"/>
+              <w:left w:val="single" w:color="999999" w:sz="4"/>
+              <w:bottom w:val="single" w:color="999999" w:sz="4"/>
+              <w:right w:val="single" w:color="999999" w:sz="4"/>
+            </w:tcBorders>
+            <w:shd w:fill="E8E8E8" w:val="clear"/>
+          </w:tcPr>
+          <w:p>
+            <w:r>
+              <w:rPr>
+                <w:b w:val="0"/>
+              </w:rPr>
+              <w:t>National Disaster Management Authority</w:t>
+            </w:r>
+          </w:p>
+        </w:tc>
+      </w:tr>
+      <w:tr>
+        <w:tc>
+          <w:tcPr>
+            <w:tcW w:type="pct" w:w="22%"/>
+            <w:tcBorders>
+              <w:top w:val="single" w:color="999999" w:sz="4"/>
+              <w:left w:val="single" w:color="999999" w:sz="4"/>
+              <w:bottom w:val="single" w:color="999999" w:sz="4"/>
+              <w:right w:val="single" w:color="999999" w:sz="4"/>
+            </w:tcBorders>
+            <w:shd w:fill="E8E8E8" w:val="clear"/>
+          </w:tcPr>
+          <w:p>
+            <w:r>
+              <w:rPr>
+                <w:b w:val="0"/>
+              </w:rPr>
+              <w:t>NOC</w:t>
+            </w:r>
+          </w:p>
+        </w:tc>
+        <w:tc>
+          <w:tcPr>
+            <w:tcW w:type="pct" w:w="22%"/>
+            <w:tcBorders>
+              <w:top w:val="single" w:color="999999" w:sz="4"/>
+              <w:left w:val="single" w:color="999999" w:sz="4"/>
+              <w:bottom w:val="single" w:color="999999" w:sz="4"/>
+              <w:right w:val="single" w:color="999999" w:sz="4"/>
+            </w:tcBorders>
+            <w:shd w:fill="E8E8E8" w:val="clear"/>
+          </w:tcPr>
+          <w:p>
+            <w:r>
+              <w:rPr>
+                <w:b w:val="0"/>
+              </w:rPr>
+              <w:t>no-objection certificate issued by the local fire / building authority</w:t>
+            </w:r>
+          </w:p>
+        </w:tc>
+      </w:tr>
+      <w:tr>
+        <w:tc>
+          <w:tcPr>
+            <w:tcW w:type="pct" w:w="22%"/>
+            <w:tcBorders>
+              <w:top w:val="single" w:color="999999" w:sz="4"/>
+              <w:left w:val="single" w:color="999999" w:sz="4"/>
+              <w:bottom w:val="single" w:color="999999" w:sz="4"/>
+              <w:right w:val="single" w:color="999999" w:sz="4"/>
+            </w:tcBorders>
+            <w:shd w:fill="E8E8E8" w:val="clear"/>
+          </w:tcPr>
+          <w:p>
+            <w:r>
+              <w:rPr>
+                <w:b w:val="0"/>
+              </w:rPr>
+              <w:t>AMC</w:t>
+            </w:r>
+          </w:p>
+        </w:tc>
+        <w:tc>
+          <w:tcPr>
+            <w:tcW w:type="pct" w:w="22%"/>
+            <w:tcBorders>
+              <w:top w:val="single" w:color="999999" w:sz="4"/>
+              <w:left w:val="single" w:color="999999" w:sz="4"/>
+              <w:bottom w:val="single" w:color="999999" w:sz="4"/>
+              <w:right w:val="single" w:color="999999" w:sz="4"/>
+            </w:tcBorders>
+            <w:shd w:fill="E8E8E8" w:val="clear"/>
+          </w:tcPr>
+          <w:p>
+            <w:r>
+              <w:rPr>
+                <w:b w:val="0"/>
+              </w:rPr>
+              <w:t>annual maintenance contract</w:t>
+            </w:r>
+          </w:p>
+        </w:tc>
+      </w:tr>
+      <w:tr>
+        <w:tc>
+          <w:tcPr>
+            <w:tcW w:type="pct" w:w="22%"/>
+            <w:tcBorders>
+              <w:top w:val="single" w:color="999999" w:sz="4"/>
+              <w:left w:val="single" w:color="999999" w:sz="4"/>
+              <w:bottom w:val="single" w:color="999999" w:sz="4"/>
+              <w:right w:val="single" w:color="999999" w:sz="4"/>
+            </w:tcBorders>
+            <w:shd w:fill="E8E8E8" w:val="clear"/>
+          </w:tcPr>
+          <w:p>
+            <w:r>
+              <w:rPr>
+                <w:b w:val="0"/>
+              </w:rPr>
+              <w:t>CAPA</w:t>
+            </w:r>
+          </w:p>
+        </w:tc>
+        <w:tc>
+          <w:tcPr>
+            <w:tcW w:type="pct" w:w="22%"/>
+            <w:tcBorders>
+              <w:top w:val="single" w:color="999999" w:sz="4"/>
+              <w:left w:val="single" w:color="999999" w:sz="4"/>
+              <w:bottom w:val="single" w:color="999999" w:sz="4"/>
+              <w:right w:val="single" w:color="999999" w:sz="4"/>
+            </w:tcBorders>
+            <w:shd w:fill="E8E8E8" w:val="clear"/>
+          </w:tcPr>
+          <w:p>
+            <w:r>
+              <w:rPr>
+                <w:b w:val="0"/>
+              </w:rPr>
+              <w:t>corrective and preventive action</w:t>
+            </w:r>
+          </w:p>
+        </w:tc>
+      </w:tr>
+      <w:tr>
+        <w:tc>
+          <w:tcPr>
+            <w:tcW w:type="pct" w:w="22%"/>
+            <w:tcBorders>
+              <w:top w:val="single" w:color="999999" w:sz="4"/>
+              <w:left w:val="single" w:color="999999" w:sz="4"/>
+              <w:bottom w:val="single" w:color="999999" w:sz="4"/>
+              <w:right w:val="single" w:color="999999" w:sz="4"/>
+            </w:tcBorders>
+            <w:shd w:fill="E8E8E8" w:val="clear"/>
+          </w:tcPr>
+          <w:p>
+            <w:r>
+              <w:rPr>
+                <w:b w:val="0"/>
+              </w:rPr>
+              <w:t>RCA</w:t>
+            </w:r>
+          </w:p>
+        </w:tc>
+        <w:tc>
+          <w:tcPr>
+            <w:tcW w:type="pct" w:w="22%"/>
+            <w:tcBorders>
+              <w:top w:val="single" w:color="999999" w:sz="4"/>
+              <w:left w:val="single" w:color="999999" w:sz="4"/>
+              <w:bottom w:val="single" w:color="999999" w:sz="4"/>
+              <w:right w:val="single" w:color="999999" w:sz="4"/>
+            </w:tcBorders>
+            <w:shd w:fill="E8E8E8" w:val="clear"/>
+          </w:tcPr>
+          <w:p>
+            <w:r>
+              <w:rPr>
+                <w:b w:val="0"/>
+              </w:rPr>
+              <w:t>root-cause analysis</w:t>
+            </w:r>
+          </w:p>
+        </w:tc>
+      </w:tr>
+      <w:tr>
+        <w:tc>
+          <w:tcPr>
+            <w:tcW w:type="pct" w:w="22%"/>
+            <w:tcBorders>
+              <w:top w:val="single" w:color="999999" w:sz="4"/>
+              <w:left w:val="single" w:color="999999" w:sz="4"/>
+              <w:bottom w:val="single" w:color="999999" w:sz="4"/>
+              <w:right w:val="single" w:color="999999" w:sz="4"/>
+            </w:tcBorders>
+            <w:shd w:fill="E8E8E8" w:val="clear"/>
+          </w:tcPr>
+          <w:p>
+            <w:r>
+              <w:rPr>
+                <w:b w:val="0"/>
+              </w:rPr>
+              <w:t>IS</w:t>
+            </w:r>
+          </w:p>
+        </w:tc>
+        <w:tc>
+          <w:tcPr>
+            <w:tcW w:type="pct" w:w="22%"/>
+            <w:tcBorders>
+              <w:top w:val="single" w:color="999999" w:sz="4"/>
+              <w:left w:val="single" w:color="999999" w:sz="4"/>
+              <w:bottom w:val="single" w:color="999999" w:sz="4"/>
+              <w:right w:val="single" w:color="999999" w:sz="4"/>
+            </w:tcBorders>
+            <w:shd w:fill="E8E8E8" w:val="clear"/>
+          </w:tcPr>
+          <w:p>
+            <w:r>
+              <w:rPr>
+                <w:b w:val="0"/>
+              </w:rPr>
+              <w:t>Indian Standard</w:t>
+            </w:r>
+          </w:p>
+        </w:tc>
+      </w:tr>
+    </w:tbl>
+    <w:p>
+      <w:pPr>
+        <w:spacing w:after="140"/>
+      </w:pPr>
+      <w:r>
+        <w:rPr>
+          <w:sz w:val="22"/>
+          <w:szCs w:val="22"/>
+        </w:rPr>
+        <w:t xml:space="preserve">Floor Fire Warden — the senior nurse accountable for sweeping a named floor during an emergency
+Night Duty Officer — the senior doctor or senior nurse holding emergency command overnight
+Maintenance In-Charge — the person accountable for fire equipment and fabric under this policy (Fire Safety Officer)</w:t>
+      </w:r>
+    </w:p>
+    <w:p>
+      <w:pPr>
+        <w:pStyle w:val="Heading1"/>
+        <w:spacing w:after="120" w:before="280"/>
+      </w:pPr>
+      <w:r>
+        <w:t>12. Traceability to NABH SHCO 3rd Edition FMS.5</w:t>
+      </w:r>
+    </w:p>
+    <w:p>
+      <w:pPr>
+        <w:spacing w:after="120"/>
+      </w:pPr>
+      <w:r>
+        <w:rPr>
+          <w:i/>
+          <w:iCs/>
+          <w:sz w:val="20"/>
+          <w:szCs w:val="20"/>
+        </w:rPr>
+        <w:t xml:space="preserve">This table is an index. It is not how the policy is organised.</w:t>
+      </w:r>
+    </w:p>
     <w:tbl>
       <w:tblPr>
         <w:tblW w:type="pct" w:w="100%"/>
@@ -4665,462 +5121,6 @@
         </w:tc>
       </w:tr>
     </w:tbl>
-    <w:p>
-      <w:pPr>
-        <w:pStyle w:val="Heading1"/>
-        <w:spacing w:after="120" w:before="280"/>
-      </w:pPr>
-      <w:r>
-        <w:t>10. Distribution</w:t>
-      </w:r>
-    </w:p>
-    <w:p>
-      <w:pPr>
-        <w:spacing w:after="140"/>
-      </w:pPr>
-      <w:r>
-        <w:rPr>
-          <w:sz w:val="22"/>
-          <w:szCs w:val="22"/>
-        </w:rPr>
-        <w:t xml:space="preserve">Controlled master: office of the Medical Superintendent, «Hospital Name», with a working copy held by the Maintenance In-Charge and the Quality Coordinator.</w:t>
-      </w:r>
-    </w:p>
-    <w:p>
-      <w:pPr>
-        <w:spacing w:after="140"/>
-      </w:pPr>
-      <w:r>
-        <w:rPr>
-          <w:sz w:val="22"/>
-          <w:szCs w:val="22"/>
-        </w:rPr>
-        <w:t xml:space="preserve">Issued to: Nursing Superintendent, Security Supervisor, every Floor Fire Warden, Night Duty Officer folder, theatre in-charge, laboratory in-charge.</w:t>
-      </w:r>
-    </w:p>
-    <w:p>
-      <w:pPr>
-        <w:spacing w:after="140"/>
-      </w:pPr>
-      <w:r>
-        <w:rPr>
-          <w:sz w:val="22"/>
-          <w:szCs w:val="22"/>
-        </w:rPr>
-        <w:t xml:space="preserve">Available to all staff at the «Nursing Station policy folder» and, if the hospital keeps an intranet, at the «staff intranet / policies».</w:t>
-      </w:r>
-    </w:p>
-    <w:p>
-      <w:pPr>
-        <w:spacing w:after="140"/>
-      </w:pPr>
-      <w:r>
-        <w:rPr>
-          <w:sz w:val="22"/>
-          <w:szCs w:val="22"/>
-        </w:rPr>
-        <w:t xml:space="preserve">On revision, every displayed copy is withdrawn the same day. One dated superseded copy is retained by the Quality Coordinator.</w:t>
-      </w:r>
-    </w:p>
-    <w:p>
-      <w:pPr>
-        <w:pStyle w:val="Heading1"/>
-        <w:spacing w:after="120" w:before="280"/>
-      </w:pPr>
-      <w:r>
-        <w:t>11. Abbreviations</w:t>
-      </w:r>
-    </w:p>
-    <w:tbl>
-      <w:tblPr>
-        <w:tblW w:type="pct" w:w="100%"/>
-        <w:tblBorders>
-          <w:top w:val="single" w:color="auto" w:sz="4"/>
-          <w:left w:val="single" w:color="auto" w:sz="4"/>
-          <w:bottom w:val="single" w:color="auto" w:sz="4"/>
-          <w:right w:val="single" w:color="auto" w:sz="4"/>
-          <w:insideH w:val="single" w:color="auto" w:sz="4"/>
-          <w:insideV w:val="single" w:color="auto" w:sz="4"/>
-        </w:tblBorders>
-      </w:tblPr>
-      <w:tblGrid>
-        <w:gridCol w:w="100"/>
-        <w:gridCol w:w="100"/>
-      </w:tblGrid>
-      <w:tr>
-        <w:tc>
-          <w:tcPr>
-            <w:tcW w:type="pct" w:w="22%"/>
-            <w:tcBorders>
-              <w:top w:val="single" w:color="999999" w:sz="4"/>
-              <w:left w:val="single" w:color="999999" w:sz="4"/>
-              <w:bottom w:val="single" w:color="999999" w:sz="4"/>
-              <w:right w:val="single" w:color="999999" w:sz="4"/>
-            </w:tcBorders>
-            <w:shd w:fill="E8E8E8" w:val="clear"/>
-          </w:tcPr>
-          <w:p>
-            <w:r>
-              <w:rPr>
-                <w:b/>
-              </w:rPr>
-              <w:t>Abbreviation</w:t>
-            </w:r>
-          </w:p>
-        </w:tc>
-        <w:tc>
-          <w:tcPr>
-            <w:tcW w:type="pct" w:w="22%"/>
-            <w:tcBorders>
-              <w:top w:val="single" w:color="999999" w:sz="4"/>
-              <w:left w:val="single" w:color="999999" w:sz="4"/>
-              <w:bottom w:val="single" w:color="999999" w:sz="4"/>
-              <w:right w:val="single" w:color="999999" w:sz="4"/>
-            </w:tcBorders>
-            <w:shd w:fill="E8E8E8" w:val="clear"/>
-          </w:tcPr>
-          <w:p>
-            <w:r>
-              <w:rPr>
-                <w:b/>
-              </w:rPr>
-              <w:t>Meaning</w:t>
-            </w:r>
-          </w:p>
-        </w:tc>
-      </w:tr>
-      <w:tr>
-        <w:tc>
-          <w:tcPr>
-            <w:tcW w:type="pct" w:w="22%"/>
-            <w:tcBorders>
-              <w:top w:val="single" w:color="999999" w:sz="4"/>
-              <w:left w:val="single" w:color="999999" w:sz="4"/>
-              <w:bottom w:val="single" w:color="999999" w:sz="4"/>
-              <w:right w:val="single" w:color="999999" w:sz="4"/>
-            </w:tcBorders>
-            <w:shd w:fill="E8E8E8" w:val="clear"/>
-          </w:tcPr>
-          <w:p>
-            <w:r>
-              <w:rPr>
-                <w:b w:val="0"/>
-              </w:rPr>
-              <w:t>NBC</w:t>
-            </w:r>
-          </w:p>
-        </w:tc>
-        <w:tc>
-          <w:tcPr>
-            <w:tcW w:type="pct" w:w="22%"/>
-            <w:tcBorders>
-              <w:top w:val="single" w:color="999999" w:sz="4"/>
-              <w:left w:val="single" w:color="999999" w:sz="4"/>
-              <w:bottom w:val="single" w:color="999999" w:sz="4"/>
-              <w:right w:val="single" w:color="999999" w:sz="4"/>
-            </w:tcBorders>
-            <w:shd w:fill="E8E8E8" w:val="clear"/>
-          </w:tcPr>
-          <w:p>
-            <w:r>
-              <w:rPr>
-                <w:b w:val="0"/>
-              </w:rPr>
-              <w:t>National Building Code of India, 2016</w:t>
-            </w:r>
-          </w:p>
-        </w:tc>
-      </w:tr>
-      <w:tr>
-        <w:tc>
-          <w:tcPr>
-            <w:tcW w:type="pct" w:w="22%"/>
-            <w:tcBorders>
-              <w:top w:val="single" w:color="999999" w:sz="4"/>
-              <w:left w:val="single" w:color="999999" w:sz="4"/>
-              <w:bottom w:val="single" w:color="999999" w:sz="4"/>
-              <w:right w:val="single" w:color="999999" w:sz="4"/>
-            </w:tcBorders>
-            <w:shd w:fill="E8E8E8" w:val="clear"/>
-          </w:tcPr>
-          <w:p>
-            <w:r>
-              <w:rPr>
-                <w:b w:val="0"/>
-              </w:rPr>
-              <w:t>NDMA</w:t>
-            </w:r>
-          </w:p>
-        </w:tc>
-        <w:tc>
-          <w:tcPr>
-            <w:tcW w:type="pct" w:w="22%"/>
-            <w:tcBorders>
-              <w:top w:val="single" w:color="999999" w:sz="4"/>
-              <w:left w:val="single" w:color="999999" w:sz="4"/>
-              <w:bottom w:val="single" w:color="999999" w:sz="4"/>
-              <w:right w:val="single" w:color="999999" w:sz="4"/>
-            </w:tcBorders>
-            <w:shd w:fill="E8E8E8" w:val="clear"/>
-          </w:tcPr>
-          <w:p>
-            <w:r>
-              <w:rPr>
-                <w:b w:val="0"/>
-              </w:rPr>
-              <w:t>National Disaster Management Authority</w:t>
-            </w:r>
-          </w:p>
-        </w:tc>
-      </w:tr>
-      <w:tr>
-        <w:tc>
-          <w:tcPr>
-            <w:tcW w:type="pct" w:w="22%"/>
-            <w:tcBorders>
-              <w:top w:val="single" w:color="999999" w:sz="4"/>
-              <w:left w:val="single" w:color="999999" w:sz="4"/>
-              <w:bottom w:val="single" w:color="999999" w:sz="4"/>
-              <w:right w:val="single" w:color="999999" w:sz="4"/>
-            </w:tcBorders>
-            <w:shd w:fill="E8E8E8" w:val="clear"/>
-          </w:tcPr>
-          <w:p>
-            <w:r>
-              <w:rPr>
-                <w:b w:val="0"/>
-              </w:rPr>
-              <w:t>NOC</w:t>
-            </w:r>
-          </w:p>
-        </w:tc>
-        <w:tc>
-          <w:tcPr>
-            <w:tcW w:type="pct" w:w="22%"/>
-            <w:tcBorders>
-              <w:top w:val="single" w:color="999999" w:sz="4"/>
-              <w:left w:val="single" w:color="999999" w:sz="4"/>
-              <w:bottom w:val="single" w:color="999999" w:sz="4"/>
-              <w:right w:val="single" w:color="999999" w:sz="4"/>
-            </w:tcBorders>
-            <w:shd w:fill="E8E8E8" w:val="clear"/>
-          </w:tcPr>
-          <w:p>
-            <w:r>
-              <w:rPr>
-                <w:b w:val="0"/>
-              </w:rPr>
-              <w:t>no-objection certificate issued by the local fire / building authority</w:t>
-            </w:r>
-          </w:p>
-        </w:tc>
-      </w:tr>
-      <w:tr>
-        <w:tc>
-          <w:tcPr>
-            <w:tcW w:type="pct" w:w="22%"/>
-            <w:tcBorders>
-              <w:top w:val="single" w:color="999999" w:sz="4"/>
-              <w:left w:val="single" w:color="999999" w:sz="4"/>
-              <w:bottom w:val="single" w:color="999999" w:sz="4"/>
-              <w:right w:val="single" w:color="999999" w:sz="4"/>
-            </w:tcBorders>
-            <w:shd w:fill="E8E8E8" w:val="clear"/>
-          </w:tcPr>
-          <w:p>
-            <w:r>
-              <w:rPr>
-                <w:b w:val="0"/>
-              </w:rPr>
-              <w:t>AMC</w:t>
-            </w:r>
-          </w:p>
-        </w:tc>
-        <w:tc>
-          <w:tcPr>
-            <w:tcW w:type="pct" w:w="22%"/>
-            <w:tcBorders>
-              <w:top w:val="single" w:color="999999" w:sz="4"/>
-              <w:left w:val="single" w:color="999999" w:sz="4"/>
-              <w:bottom w:val="single" w:color="999999" w:sz="4"/>
-              <w:right w:val="single" w:color="999999" w:sz="4"/>
-            </w:tcBorders>
-            <w:shd w:fill="E8E8E8" w:val="clear"/>
-          </w:tcPr>
-          <w:p>
-            <w:r>
-              <w:rPr>
-                <w:b w:val="0"/>
-              </w:rPr>
-              <w:t>annual maintenance contract</w:t>
-            </w:r>
-          </w:p>
-        </w:tc>
-      </w:tr>
-      <w:tr>
-        <w:tc>
-          <w:tcPr>
-            <w:tcW w:type="pct" w:w="22%"/>
-            <w:tcBorders>
-              <w:top w:val="single" w:color="999999" w:sz="4"/>
-              <w:left w:val="single" w:color="999999" w:sz="4"/>
-              <w:bottom w:val="single" w:color="999999" w:sz="4"/>
-              <w:right w:val="single" w:color="999999" w:sz="4"/>
-            </w:tcBorders>
-            <w:shd w:fill="E8E8E8" w:val="clear"/>
-          </w:tcPr>
-          <w:p>
-            <w:r>
-              <w:rPr>
-                <w:b w:val="0"/>
-              </w:rPr>
-              <w:t>CAPA</w:t>
-            </w:r>
-          </w:p>
-        </w:tc>
-        <w:tc>
-          <w:tcPr>
-            <w:tcW w:type="pct" w:w="22%"/>
-            <w:tcBorders>
-              <w:top w:val="single" w:color="999999" w:sz="4"/>
-              <w:left w:val="single" w:color="999999" w:sz="4"/>
-              <w:bottom w:val="single" w:color="999999" w:sz="4"/>
-              <w:right w:val="single" w:color="999999" w:sz="4"/>
-            </w:tcBorders>
-            <w:shd w:fill="E8E8E8" w:val="clear"/>
-          </w:tcPr>
-          <w:p>
-            <w:r>
-              <w:rPr>
-                <w:b w:val="0"/>
-              </w:rPr>
-              <w:t>corrective and preventive action</w:t>
-            </w:r>
-          </w:p>
-        </w:tc>
-      </w:tr>
-      <w:tr>
-        <w:tc>
-          <w:tcPr>
-            <w:tcW w:type="pct" w:w="22%"/>
-            <w:tcBorders>
-              <w:top w:val="single" w:color="999999" w:sz="4"/>
-              <w:left w:val="single" w:color="999999" w:sz="4"/>
-              <w:bottom w:val="single" w:color="999999" w:sz="4"/>
-              <w:right w:val="single" w:color="999999" w:sz="4"/>
-            </w:tcBorders>
-            <w:shd w:fill="E8E8E8" w:val="clear"/>
-          </w:tcPr>
-          <w:p>
-            <w:r>
-              <w:rPr>
-                <w:b w:val="0"/>
-              </w:rPr>
-              <w:t>RCA</w:t>
-            </w:r>
-          </w:p>
-        </w:tc>
-        <w:tc>
-          <w:tcPr>
-            <w:tcW w:type="pct" w:w="22%"/>
-            <w:tcBorders>
-              <w:top w:val="single" w:color="999999" w:sz="4"/>
-              <w:left w:val="single" w:color="999999" w:sz="4"/>
-              <w:bottom w:val="single" w:color="999999" w:sz="4"/>
-              <w:right w:val="single" w:color="999999" w:sz="4"/>
-            </w:tcBorders>
-            <w:shd w:fill="E8E8E8" w:val="clear"/>
-          </w:tcPr>
-          <w:p>
-            <w:r>
-              <w:rPr>
-                <w:b w:val="0"/>
-              </w:rPr>
-              <w:t>root-cause analysis</w:t>
-            </w:r>
-          </w:p>
-        </w:tc>
-      </w:tr>
-      <w:tr>
-        <w:tc>
-          <w:tcPr>
-            <w:tcW w:type="pct" w:w="22%"/>
-            <w:tcBorders>
-              <w:top w:val="single" w:color="999999" w:sz="4"/>
-              <w:left w:val="single" w:color="999999" w:sz="4"/>
-              <w:bottom w:val="single" w:color="999999" w:sz="4"/>
-              <w:right w:val="single" w:color="999999" w:sz="4"/>
-            </w:tcBorders>
-            <w:shd w:fill="E8E8E8" w:val="clear"/>
-          </w:tcPr>
-          <w:p>
-            <w:r>
-              <w:rPr>
-                <w:b w:val="0"/>
-              </w:rPr>
-              <w:t>IS</w:t>
-            </w:r>
-          </w:p>
-        </w:tc>
-        <w:tc>
-          <w:tcPr>
-            <w:tcW w:type="pct" w:w="22%"/>
-            <w:tcBorders>
-              <w:top w:val="single" w:color="999999" w:sz="4"/>
-              <w:left w:val="single" w:color="999999" w:sz="4"/>
-              <w:bottom w:val="single" w:color="999999" w:sz="4"/>
-              <w:right w:val="single" w:color="999999" w:sz="4"/>
-            </w:tcBorders>
-            <w:shd w:fill="E8E8E8" w:val="clear"/>
-          </w:tcPr>
-          <w:p>
-            <w:r>
-              <w:rPr>
-                <w:b w:val="0"/>
-              </w:rPr>
-              <w:t>Indian Standard</w:t>
-            </w:r>
-          </w:p>
-        </w:tc>
-      </w:tr>
-    </w:tbl>
-    <w:p>
-      <w:pPr>
-        <w:spacing w:after="140"/>
-      </w:pPr>
-      <w:r>
-        <w:rPr>
-          <w:sz w:val="22"/>
-          <w:szCs w:val="22"/>
-        </w:rPr>
-        <w:t xml:space="preserve">Floor Fire Warden — the senior nurse accountable for sweeping a named floor during an emergency
-Night Duty Officer — the senior doctor or senior nurse holding emergency command overnight
-Maintenance In-Charge — the person accountable for fire equipment and fabric under this policy (Fire Safety Officer)</w:t>
-      </w:r>
-    </w:p>
-    <w:p>
-      <w:pPr>
-        <w:pStyle w:val="Heading1"/>
-        <w:spacing w:after="120" w:before="280"/>
-      </w:pPr>
-      <w:r>
-        <w:t>12. Traceability to NABH SHCO 3rd Edition FMS.5</w:t>
-      </w:r>
-    </w:p>
-    <w:p>
-      <w:pPr>
-        <w:spacing w:after="120"/>
-      </w:pPr>
-      <w:r>
-        <w:rPr>
-          <w:i/>
-          <w:iCs/>
-          <w:sz w:val="20"/>
-          <w:szCs w:val="20"/>
-        </w:rPr>
-        <w:t xml:space="preserve">This table is an index. It is not how the policy is organised.</w:t>
-      </w:r>
-    </w:p>
     <w:p>
       <w:pPr>
         <w:pStyle w:val="Heading1"/>

--- a/policies/build/masters/FMS.5_v2_master.docx
+++ b/policies/build/masters/FMS.5_v2_master.docx
@@ -5773,8 +5773,23 @@
           <w:sz w:val="22"/>
           <w:szCs w:val="22"/>
         </w:rPr>
-        <w:t xml:space="preserve">NABH Standards for Small Healthcare Organisations, 3rd Edition, Chapter 8 Facility Management and Safety, standard FMS.5 (this policy is written so that those requirements are met in operation; it is not a commentary on the standard).</w:t>
-      </w:r>
+      </w:r>
+      <w:r>
+        <w:rPr>
+          <w:sz w:val="22"/>
+        </w:rPr>
+        <w:t xml:space="preserve">National Accreditation Board for Hospitals &amp; Healthcare Providers. (2022). Standards for small healthcare organisations (3rd ed.) — Facility Management and Safety chapter, standard FMS.5. (this policy is written so that those requirements are met in operation; it is not a commentary on the standard). </w:t>
+      </w:r>
+      <w:hyperlink r:id="rId9">
+        <w:r>
+          <w:rPr>
+            <w:rStyle w:val="Hyperlink"/>
+            <w:sz w:val="22"/>
+            <w:szCs w:val="22"/>
+          </w:rPr>
+          <w:t>https://nabh.co/programmes/small-healthcare-organisation-shco-accreditation-programme/</w:t>
+        </w:r>
+      </w:hyperlink>
     </w:p>
     <w:p>
       <w:pPr>
